--- a/public/templates/和解协议书.docx
+++ b/public/templates/和解协议书.docx
@@ -300,11 +300,54 @@
       <w:r>
         <w:rPr>
           <w:rFonts w:ascii="宋体" w:cs="宋体" w:eastAsia="宋体" w:hAnsi="宋体"/>
-          <w:color w:val="FF0000"/>
-          <w:sz w:val="24"/>
-          <w:szCs w:val="24"/>
-        </w:rPr>
-        <w:t xml:space="preserve">{{违约责任条款}}</w:t>
+          <w:sz w:val="24"/>
+          <w:szCs w:val="24"/>
+        </w:rPr>
+        <w:t xml:space="preserve">1. 任何一方违反本协议约定的，应承担违约责任，赔偿守约方因此遭受的全部损失；</w:t>
+      </w:r>
+    </w:p>
+    <w:p>
+      <w:pPr>
+        <w:spacing w:line="360"/>
+        <w:ind w:firstLine="480"/>
+      </w:pPr>
+      <w:r>
+        <w:rPr>
+          <w:rFonts w:ascii="宋体" w:cs="宋体" w:eastAsia="宋体" w:hAnsi="宋体"/>
+          <w:color w:val="FF0000"/>
+          <w:sz w:val="24"/>
+          <w:szCs w:val="24"/>
+        </w:rPr>
+        <w:t xml:space="preserve">2. 如一方逾期履行本协议约定的义务，每逾期一日，按应履行金额的{{逾期违约金比例}}%（日利率）支付违约金；</w:t>
+      </w:r>
+    </w:p>
+    <w:p>
+      <w:pPr>
+        <w:spacing w:line="360"/>
+        <w:ind w:firstLine="480"/>
+      </w:pPr>
+      <w:r>
+        <w:rPr>
+          <w:rFonts w:ascii="宋体" w:cs="宋体" w:eastAsia="宋体" w:hAnsi="宋体"/>
+          <w:sz w:val="24"/>
+          <w:szCs w:val="24"/>
+        </w:rPr>
+        <w:t xml:space="preserve">3. 如一方拒绝履行本协议约定的义务，守约方有权要求违约方继续履行，并赔偿因此遭受的全部损失，包括但不限于直接损失、间接损失、律师费、诉讼费等；</w:t>
+      </w:r>
+    </w:p>
+    <w:p>
+      <w:pPr>
+        <w:spacing w:line="360"/>
+        <w:ind w:firstLine="480"/>
+      </w:pPr>
+      <w:r>
+        <w:rPr>
+          <w:rFonts w:ascii="宋体" w:cs="宋体" w:eastAsia="宋体" w:hAnsi="宋体"/>
+          <w:color w:val="FF0000"/>
+          <w:sz w:val="24"/>
+          <w:szCs w:val="24"/>
+        </w:rPr>
+        <w:t xml:space="preserve">4. {{其他违约责任条款}}。</w:t>
       </w:r>
     </w:p>
     <w:p/>
@@ -336,7 +379,50 @@
           <w:sz w:val="24"/>
           <w:szCs w:val="24"/>
         </w:rPr>
-        <w:t xml:space="preserve">本协议履行过程中发生争议的，由双方协商解决；协商不成的，依法向{{管辖法院}}人民法院起诉。</w:t>
+        <w:t xml:space="preserve">1. 本协议履行过程中发生争议的，由双方协商解决；协商不成的，依法向{{管辖法院}}人民法院起诉。</w:t>
+      </w:r>
+    </w:p>
+    <w:p>
+      <w:pPr>
+        <w:spacing w:line="360"/>
+        <w:ind w:firstLine="480"/>
+      </w:pPr>
+      <w:r>
+        <w:rPr>
+          <w:rFonts w:ascii="宋体" w:cs="宋体" w:eastAsia="宋体" w:hAnsi="宋体"/>
+          <w:color w:val="FF0000"/>
+          <w:sz w:val="24"/>
+          <w:szCs w:val="24"/>
+        </w:rPr>
+        <w:t xml:space="preserve">2. 双方确认，本协议签订地为{{签订地点}}，协议履行地为{{履行地点}}。</w:t>
+      </w:r>
+    </w:p>
+    <w:p>
+      <w:pPr>
+        <w:spacing w:line="360"/>
+        <w:ind w:firstLine="480"/>
+      </w:pPr>
+      <w:r>
+        <w:rPr>
+          <w:rFonts w:ascii="宋体" w:cs="宋体" w:eastAsia="宋体" w:hAnsi="宋体"/>
+          <w:sz w:val="24"/>
+          <w:szCs w:val="24"/>
+        </w:rPr>
+        <w:t xml:space="preserve">3. 争议期间，除争议事项外，本协议其他条款仍应履行，任何一方不得以争议为由拒绝履行其他义务。</w:t>
+      </w:r>
+    </w:p>
+    <w:p>
+      <w:pPr>
+        <w:spacing w:line="360"/>
+        <w:ind w:firstLine="480"/>
+      </w:pPr>
+      <w:r>
+        <w:rPr>
+          <w:rFonts w:ascii="宋体" w:cs="宋体" w:eastAsia="宋体" w:hAnsi="宋体"/>
+          <w:sz w:val="24"/>
+          <w:szCs w:val="24"/>
+        </w:rPr>
+        <w:t xml:space="preserve">4. 因本协议产生的诉讼费、律师费、保全费、执行费等费用，由败诉方承担。</w:t>
       </w:r>
     </w:p>
     <w:p/>
